--- a/05_Schleifen/05_Mitarbeitsfrage.docx
+++ b/05_Schleifen/05_Mitarbeitsfrage.docx
@@ -323,7 +323,19 @@
             <w:cnfStyle w:val="001000000000" w:firstRow="0" w:lastRow="0" w:firstColumn="1" w:lastColumn="0" w:oddVBand="0" w:evenVBand="0" w:oddHBand="0" w:evenHBand="0" w:firstRowFirstColumn="0" w:firstRowLastColumn="0" w:lastRowFirstColumn="0" w:lastRowLastColumn="0"/>
             <w:tcW w:w="4957" w:type="dxa"/>
           </w:tcPr>
-          <w:p/>
+          <w:p>
+            <w:r>
+              <w:t xml:space="preserve">Schreibe eine </w:t>
+            </w:r>
+            <w:proofErr w:type="spellStart"/>
+            <w:r>
+              <w:t>for</w:t>
+            </w:r>
+            <w:proofErr w:type="spellEnd"/>
+            <w:r>
+              <w:t xml:space="preserve"> Schleife an die Tafel die von 0 bis &lt;10 zählt</w:t>
+            </w:r>
+          </w:p>
         </w:tc>
         <w:tc>
           <w:tcPr>
@@ -342,7 +354,23 @@
             <w:cnfStyle w:val="001000000000" w:firstRow="0" w:lastRow="0" w:firstColumn="1" w:lastColumn="0" w:oddVBand="0" w:evenVBand="0" w:oddHBand="0" w:evenHBand="0" w:firstRowFirstColumn="0" w:firstRowLastColumn="0" w:lastRowFirstColumn="0" w:lastRowLastColumn="0"/>
             <w:tcW w:w="4957" w:type="dxa"/>
           </w:tcPr>
-          <w:p/>
+          <w:p>
+            <w:r>
+              <w:t xml:space="preserve">Bestandteile einer </w:t>
+            </w:r>
+            <w:proofErr w:type="spellStart"/>
+            <w:r>
+              <w:t>for</w:t>
+            </w:r>
+            <w:proofErr w:type="spellEnd"/>
+            <w:r>
+              <w:t xml:space="preserve"> Schleife</w:t>
+            </w:r>
+            <w:r>
+              <w:br/>
+              <w:t xml:space="preserve">Initialisierung, Abbruchbedingung, Inkrement, </w:t>
+            </w:r>
+          </w:p>
         </w:tc>
         <w:tc>
           <w:tcPr>
@@ -364,7 +392,27 @@
             <w:cnfStyle w:val="001000000000" w:firstRow="0" w:lastRow="0" w:firstColumn="1" w:lastColumn="0" w:oddVBand="0" w:evenVBand="0" w:oddHBand="0" w:evenHBand="0" w:firstRowFirstColumn="0" w:firstRowLastColumn="0" w:lastRowFirstColumn="0" w:lastRowLastColumn="0"/>
             <w:tcW w:w="4957" w:type="dxa"/>
           </w:tcPr>
-          <w:p/>
+          <w:p>
+            <w:r>
+              <w:t xml:space="preserve">Umwandlung einer </w:t>
+            </w:r>
+            <w:proofErr w:type="spellStart"/>
+            <w:r>
+              <w:t>for</w:t>
+            </w:r>
+            <w:proofErr w:type="spellEnd"/>
+            <w:r>
+              <w:t xml:space="preserve"> in „</w:t>
+            </w:r>
+            <w:proofErr w:type="spellStart"/>
+            <w:r>
+              <w:t>while</w:t>
+            </w:r>
+            <w:proofErr w:type="spellEnd"/>
+            <w:r>
+              <w:t>“</w:t>
+            </w:r>
+          </w:p>
         </w:tc>
         <w:tc>
           <w:tcPr>

--- a/05_Schleifen/05_Mitarbeitsfrage.docx
+++ b/05_Schleifen/05_Mitarbeitsfrage.docx
@@ -84,15 +84,7 @@
           </w:tcPr>
           <w:p>
             <w:r>
-              <w:t xml:space="preserve">Schreibe eine einfache </w:t>
-            </w:r>
-            <w:proofErr w:type="spellStart"/>
-            <w:r>
-              <w:t>while</w:t>
-            </w:r>
-            <w:proofErr w:type="spellEnd"/>
-            <w:r>
-              <w:t xml:space="preserve"> Schleife an die Tafel </w:t>
+              <w:t xml:space="preserve">Schreibe eine einfache while Schleife an die Tafel </w:t>
             </w:r>
           </w:p>
         </w:tc>
@@ -141,15 +133,7 @@
           </w:tcPr>
           <w:p>
             <w:r>
-              <w:t xml:space="preserve">Wie oft wird mindestens eine </w:t>
-            </w:r>
-            <w:proofErr w:type="spellStart"/>
-            <w:r>
-              <w:t>while</w:t>
-            </w:r>
-            <w:proofErr w:type="spellEnd"/>
-            <w:r>
-              <w:t xml:space="preserve"> Schleife durchlaufen</w:t>
+              <w:t>Wie oft wird mindestens eine while Schleife durchlaufen</w:t>
             </w:r>
           </w:p>
         </w:tc>
@@ -204,28 +188,12 @@
               </w:rPr>
             </w:pPr>
             <w:r>
-              <w:t xml:space="preserve">Ablaufdiagramm einer do </w:t>
-            </w:r>
-            <w:proofErr w:type="spellStart"/>
-            <w:r>
-              <w:t>while</w:t>
-            </w:r>
-            <w:proofErr w:type="spellEnd"/>
-            <w:r>
-              <w:t xml:space="preserve"> Schleife</w:t>
+              <w:t>Ablaufdiagramm einer do while Schleife</w:t>
             </w:r>
           </w:p>
           <w:p>
             <w:r>
-              <w:t xml:space="preserve">Und </w:t>
-            </w:r>
-            <w:proofErr w:type="spellStart"/>
-            <w:r>
-              <w:t>c#</w:t>
-            </w:r>
-            <w:proofErr w:type="spellEnd"/>
-            <w:r>
-              <w:t xml:space="preserve"> Beispiel</w:t>
+              <w:t>Und c# Beispiel</w:t>
             </w:r>
           </w:p>
         </w:tc>
@@ -257,15 +225,7 @@
               </w:rPr>
             </w:pPr>
             <w:r>
-              <w:t xml:space="preserve">Wann wird die Schleifenbedingung bei der do </w:t>
-            </w:r>
-            <w:proofErr w:type="spellStart"/>
-            <w:r>
-              <w:t>while</w:t>
-            </w:r>
-            <w:proofErr w:type="spellEnd"/>
-            <w:r>
-              <w:t xml:space="preserve"> Schleife geprüft. </w:t>
+              <w:t xml:space="preserve">Wann wird die Schleifenbedingung bei der do while Schleife geprüft. </w:t>
             </w:r>
           </w:p>
         </w:tc>
@@ -288,15 +248,7 @@
           </w:tcPr>
           <w:p>
             <w:r>
-              <w:t xml:space="preserve">Wie oft wird mindestens der Schleifenrumpf bei einer do </w:t>
-            </w:r>
-            <w:proofErr w:type="spellStart"/>
-            <w:r>
-              <w:t>while</w:t>
-            </w:r>
-            <w:proofErr w:type="spellEnd"/>
-            <w:r>
-              <w:t xml:space="preserve"> ausgeführt</w:t>
+              <w:t>Wie oft wird mindestens der Schleifenrumpf bei einer do while ausgeführt</w:t>
             </w:r>
           </w:p>
         </w:tc>
@@ -325,15 +277,7 @@
           </w:tcPr>
           <w:p>
             <w:r>
-              <w:t xml:space="preserve">Schreibe eine </w:t>
-            </w:r>
-            <w:proofErr w:type="spellStart"/>
-            <w:r>
-              <w:t>for</w:t>
-            </w:r>
-            <w:proofErr w:type="spellEnd"/>
-            <w:r>
-              <w:t xml:space="preserve"> Schleife an die Tafel die von 0 bis &lt;10 zählt</w:t>
+              <w:t>Schreibe eine for Schleife an die Tafel die von 0 bis &lt;10 zählt</w:t>
             </w:r>
           </w:p>
         </w:tc>
@@ -356,15 +300,7 @@
           </w:tcPr>
           <w:p>
             <w:r>
-              <w:t xml:space="preserve">Bestandteile einer </w:t>
-            </w:r>
-            <w:proofErr w:type="spellStart"/>
-            <w:r>
-              <w:t>for</w:t>
-            </w:r>
-            <w:proofErr w:type="spellEnd"/>
-            <w:r>
-              <w:t xml:space="preserve"> Schleife</w:t>
+              <w:t>Bestandteile einer for Schleife</w:t>
             </w:r>
             <w:r>
               <w:br/>
@@ -394,23 +330,7 @@
           </w:tcPr>
           <w:p>
             <w:r>
-              <w:t xml:space="preserve">Umwandlung einer </w:t>
-            </w:r>
-            <w:proofErr w:type="spellStart"/>
-            <w:r>
-              <w:t>for</w:t>
-            </w:r>
-            <w:proofErr w:type="spellEnd"/>
-            <w:r>
-              <w:t xml:space="preserve"> in „</w:t>
-            </w:r>
-            <w:proofErr w:type="spellStart"/>
-            <w:r>
-              <w:t>while</w:t>
-            </w:r>
-            <w:proofErr w:type="spellEnd"/>
-            <w:r>
-              <w:t>“</w:t>
+              <w:t>Umwandlung einer for in „while“</w:t>
             </w:r>
           </w:p>
         </w:tc>
@@ -435,7 +355,11 @@
             <w:cnfStyle w:val="001000000000" w:firstRow="0" w:lastRow="0" w:firstColumn="1" w:lastColumn="0" w:oddVBand="0" w:evenVBand="0" w:oddHBand="0" w:evenHBand="0" w:firstRowFirstColumn="0" w:firstRowLastColumn="0" w:lastRowFirstColumn="0" w:lastRowLastColumn="0"/>
             <w:tcW w:w="4957" w:type="dxa"/>
           </w:tcPr>
-          <w:p/>
+          <w:p>
+            <w:r>
+              <w:t>Schreibe eine Schleife die alle Zeichen eines Strings ausgibt</w:t>
+            </w:r>
+          </w:p>
         </w:tc>
         <w:tc>
           <w:tcPr>
@@ -461,7 +385,69 @@
             <w:cnfStyle w:val="001000000000" w:firstRow="0" w:lastRow="0" w:firstColumn="1" w:lastColumn="0" w:oddVBand="0" w:evenVBand="0" w:oddHBand="0" w:evenHBand="0" w:firstRowFirstColumn="0" w:firstRowLastColumn="0" w:lastRowFirstColumn="0" w:lastRowLastColumn="0"/>
             <w:tcW w:w="4957" w:type="dxa"/>
           </w:tcPr>
-          <w:p/>
+          <w:p>
+            <w:r>
+              <w:t>Was ist der Unterschied zwischen String und char?</w:t>
+            </w:r>
+          </w:p>
+        </w:tc>
+        <w:tc>
+          <w:tcPr>
+            <w:tcW w:w="4815" w:type="dxa"/>
+          </w:tcPr>
+          <w:p>
+            <w:pPr>
+              <w:cnfStyle w:val="000000100000" w:firstRow="0" w:lastRow="0" w:firstColumn="0" w:lastColumn="0" w:oddVBand="0" w:evenVBand="0" w:oddHBand="1" w:evenHBand="0" w:firstRowFirstColumn="0" w:firstRowLastColumn="0" w:lastRowFirstColumn="0" w:lastRowLastColumn="0"/>
+              <w:rPr>
+                <w:rFonts w:ascii="Courier New" w:hAnsi="Courier New" w:cs="Courier New"/>
+                <w:lang w:val="en-US"/>
+              </w:rPr>
+            </w:pPr>
+          </w:p>
+        </w:tc>
+      </w:tr>
+      <w:tr>
+        <w:tc>
+          <w:tcPr>
+            <w:cnfStyle w:val="001000000000" w:firstRow="0" w:lastRow="0" w:firstColumn="1" w:lastColumn="0" w:oddVBand="0" w:evenVBand="0" w:oddHBand="0" w:evenHBand="0" w:firstRowFirstColumn="0" w:firstRowLastColumn="0" w:lastRowFirstColumn="0" w:lastRowLastColumn="0"/>
+            <w:tcW w:w="4957" w:type="dxa"/>
+          </w:tcPr>
+          <w:p>
+            <w:r>
+              <w:t>Konstante: String vs. Char</w:t>
+            </w:r>
+          </w:p>
+        </w:tc>
+        <w:tc>
+          <w:tcPr>
+            <w:tcW w:w="4815" w:type="dxa"/>
+          </w:tcPr>
+          <w:p>
+            <w:pPr>
+              <w:cnfStyle w:val="000000000000" w:firstRow="0" w:lastRow="0" w:firstColumn="0" w:lastColumn="0" w:oddVBand="0" w:evenVBand="0" w:oddHBand="0" w:evenHBand="0" w:firstRowFirstColumn="0" w:firstRowLastColumn="0" w:lastRowFirstColumn="0" w:lastRowLastColumn="0"/>
+              <w:rPr>
+                <w:rFonts w:ascii="Courier New" w:hAnsi="Courier New" w:cs="Courier New"/>
+                <w:lang w:val="en-US"/>
+              </w:rPr>
+            </w:pPr>
+          </w:p>
+        </w:tc>
+      </w:tr>
+      <w:tr>
+        <w:trPr>
+          <w:cnfStyle w:val="000000100000" w:firstRow="0" w:lastRow="0" w:firstColumn="0" w:lastColumn="0" w:oddVBand="0" w:evenVBand="0" w:oddHBand="1" w:evenHBand="0" w:firstRowFirstColumn="0" w:firstRowLastColumn="0" w:lastRowFirstColumn="0" w:lastRowLastColumn="0"/>
+        </w:trPr>
+        <w:tc>
+          <w:tcPr>
+            <w:cnfStyle w:val="001000000000" w:firstRow="0" w:lastRow="0" w:firstColumn="1" w:lastColumn="0" w:oddVBand="0" w:evenVBand="0" w:oddHBand="0" w:evenHBand="0" w:firstRowFirstColumn="0" w:firstRowLastColumn="0" w:lastRowFirstColumn="0" w:lastRowLastColumn="0"/>
+            <w:tcW w:w="4957" w:type="dxa"/>
+          </w:tcPr>
+          <w:p>
+            <w:r>
+              <w:lastRenderedPageBreak/>
+              <w:t>Wie bekommen wir die Länge eines Strings und wie greifen wir auf das Char(Element) zu?</w:t>
+            </w:r>
+          </w:p>
         </w:tc>
         <w:tc>
           <w:tcPr>

--- a/05_Schleifen/05_Mitarbeitsfrage.docx
+++ b/05_Schleifen/05_Mitarbeitsfrage.docx
@@ -84,7 +84,15 @@
           </w:tcPr>
           <w:p>
             <w:r>
-              <w:t xml:space="preserve">Schreibe eine einfache while Schleife an die Tafel </w:t>
+              <w:t xml:space="preserve">Schreibe eine einfache </w:t>
+            </w:r>
+            <w:proofErr w:type="spellStart"/>
+            <w:r>
+              <w:t>while</w:t>
+            </w:r>
+            <w:proofErr w:type="spellEnd"/>
+            <w:r>
+              <w:t xml:space="preserve"> Schleife an die Tafel </w:t>
             </w:r>
           </w:p>
         </w:tc>
@@ -133,7 +141,15 @@
           </w:tcPr>
           <w:p>
             <w:r>
-              <w:t>Wie oft wird mindestens eine while Schleife durchlaufen</w:t>
+              <w:t xml:space="preserve">Wie oft wird mindestens eine </w:t>
+            </w:r>
+            <w:proofErr w:type="spellStart"/>
+            <w:r>
+              <w:t>while</w:t>
+            </w:r>
+            <w:proofErr w:type="spellEnd"/>
+            <w:r>
+              <w:t xml:space="preserve"> Schleife durchlaufen</w:t>
             </w:r>
           </w:p>
         </w:tc>
@@ -188,12 +204,28 @@
               </w:rPr>
             </w:pPr>
             <w:r>
-              <w:t>Ablaufdiagramm einer do while Schleife</w:t>
-            </w:r>
-          </w:p>
-          <w:p>
-            <w:r>
-              <w:t>Und c# Beispiel</w:t>
+              <w:t xml:space="preserve">Ablaufdiagramm einer do </w:t>
+            </w:r>
+            <w:proofErr w:type="spellStart"/>
+            <w:r>
+              <w:t>while</w:t>
+            </w:r>
+            <w:proofErr w:type="spellEnd"/>
+            <w:r>
+              <w:t xml:space="preserve"> Schleife</w:t>
+            </w:r>
+          </w:p>
+          <w:p>
+            <w:r>
+              <w:t xml:space="preserve">Und </w:t>
+            </w:r>
+            <w:proofErr w:type="spellStart"/>
+            <w:r>
+              <w:t>c#</w:t>
+            </w:r>
+            <w:proofErr w:type="spellEnd"/>
+            <w:r>
+              <w:t xml:space="preserve"> Beispiel</w:t>
             </w:r>
           </w:p>
         </w:tc>
@@ -225,7 +257,15 @@
               </w:rPr>
             </w:pPr>
             <w:r>
-              <w:t xml:space="preserve">Wann wird die Schleifenbedingung bei der do while Schleife geprüft. </w:t>
+              <w:t xml:space="preserve">Wann wird die Schleifenbedingung bei der do </w:t>
+            </w:r>
+            <w:proofErr w:type="spellStart"/>
+            <w:r>
+              <w:t>while</w:t>
+            </w:r>
+            <w:proofErr w:type="spellEnd"/>
+            <w:r>
+              <w:t xml:space="preserve"> Schleife geprüft. </w:t>
             </w:r>
           </w:p>
         </w:tc>
@@ -248,7 +288,15 @@
           </w:tcPr>
           <w:p>
             <w:r>
-              <w:t>Wie oft wird mindestens der Schleifenrumpf bei einer do while ausgeführt</w:t>
+              <w:t xml:space="preserve">Wie oft wird mindestens der Schleifenrumpf bei einer do </w:t>
+            </w:r>
+            <w:proofErr w:type="spellStart"/>
+            <w:r>
+              <w:t>while</w:t>
+            </w:r>
+            <w:proofErr w:type="spellEnd"/>
+            <w:r>
+              <w:t xml:space="preserve"> ausgeführt</w:t>
             </w:r>
           </w:p>
         </w:tc>
@@ -277,7 +325,15 @@
           </w:tcPr>
           <w:p>
             <w:r>
-              <w:t>Schreibe eine for Schleife an die Tafel die von 0 bis &lt;10 zählt</w:t>
+              <w:t xml:space="preserve">Schreibe eine </w:t>
+            </w:r>
+            <w:proofErr w:type="spellStart"/>
+            <w:r>
+              <w:t>for</w:t>
+            </w:r>
+            <w:proofErr w:type="spellEnd"/>
+            <w:r>
+              <w:t xml:space="preserve"> Schleife an die Tafel die von 0 bis &lt;10 zählt</w:t>
             </w:r>
           </w:p>
         </w:tc>
@@ -300,7 +356,15 @@
           </w:tcPr>
           <w:p>
             <w:r>
-              <w:t>Bestandteile einer for Schleife</w:t>
+              <w:t xml:space="preserve">Bestandteile einer </w:t>
+            </w:r>
+            <w:proofErr w:type="spellStart"/>
+            <w:r>
+              <w:t>for</w:t>
+            </w:r>
+            <w:proofErr w:type="spellEnd"/>
+            <w:r>
+              <w:t xml:space="preserve"> Schleife</w:t>
             </w:r>
             <w:r>
               <w:br/>
@@ -330,7 +394,23 @@
           </w:tcPr>
           <w:p>
             <w:r>
-              <w:t>Umwandlung einer for in „while“</w:t>
+              <w:t xml:space="preserve">Umwandlung einer </w:t>
+            </w:r>
+            <w:proofErr w:type="spellStart"/>
+            <w:r>
+              <w:t>for</w:t>
+            </w:r>
+            <w:proofErr w:type="spellEnd"/>
+            <w:r>
+              <w:t xml:space="preserve"> in „</w:t>
+            </w:r>
+            <w:proofErr w:type="spellStart"/>
+            <w:r>
+              <w:t>while</w:t>
+            </w:r>
+            <w:proofErr w:type="spellEnd"/>
+            <w:r>
+              <w:t>“</w:t>
             </w:r>
           </w:p>
         </w:tc>
@@ -387,7 +467,15 @@
           </w:tcPr>
           <w:p>
             <w:r>
-              <w:t>Was ist der Unterschied zwischen String und char?</w:t>
+              <w:t xml:space="preserve">Was ist der Unterschied zwischen String und </w:t>
+            </w:r>
+            <w:proofErr w:type="spellStart"/>
+            <w:r>
+              <w:t>char</w:t>
+            </w:r>
+            <w:proofErr w:type="spellEnd"/>
+            <w:r>
+              <w:t>?</w:t>
             </w:r>
           </w:p>
         </w:tc>
@@ -456,6 +544,218 @@
           <w:p>
             <w:pPr>
               <w:cnfStyle w:val="000000100000" w:firstRow="0" w:lastRow="0" w:firstColumn="0" w:lastColumn="0" w:oddVBand="0" w:evenVBand="0" w:oddHBand="1" w:evenHBand="0" w:firstRowFirstColumn="0" w:firstRowLastColumn="0" w:lastRowFirstColumn="0" w:lastRowLastColumn="0"/>
+              <w:rPr>
+                <w:rFonts w:ascii="Courier New" w:hAnsi="Courier New" w:cs="Courier New"/>
+                <w:lang w:val="en-US"/>
+              </w:rPr>
+            </w:pPr>
+          </w:p>
+        </w:tc>
+      </w:tr>
+      <w:tr>
+        <w:tc>
+          <w:tcPr>
+            <w:cnfStyle w:val="001000000000" w:firstRow="0" w:lastRow="0" w:firstColumn="1" w:lastColumn="0" w:oddVBand="0" w:evenVBand="0" w:oddHBand="0" w:evenHBand="0" w:firstRowFirstColumn="0" w:firstRowLastColumn="0" w:lastRowFirstColumn="0" w:lastRowLastColumn="0"/>
+            <w:tcW w:w="4957" w:type="dxa"/>
+          </w:tcPr>
+          <w:p>
+            <w:pPr>
+              <w:rPr>
+                <w:b w:val="0"/>
+                <w:bCs w:val="0"/>
+              </w:rPr>
+            </w:pPr>
+            <w:proofErr w:type="spellStart"/>
+            <w:r>
+              <w:t>If</w:t>
+            </w:r>
+            <w:proofErr w:type="spellEnd"/>
+            <w:r>
+              <w:t xml:space="preserve"> (A &amp;&amp; B)</w:t>
+            </w:r>
+            <w:r>
+              <w:br/>
+              <w:t>{</w:t>
+            </w:r>
+            <w:r>
+              <w:br/>
+              <w:t>// leer</w:t>
+            </w:r>
+            <w:r>
+              <w:br/>
+              <w:t>}</w:t>
+            </w:r>
+            <w:r>
+              <w:br/>
+              <w:t>Else</w:t>
+            </w:r>
+            <w:r>
+              <w:br/>
+              <w:t>{</w:t>
+            </w:r>
+          </w:p>
+          <w:p>
+            <w:r>
+              <w:t>}</w:t>
+            </w:r>
+          </w:p>
+        </w:tc>
+        <w:tc>
+          <w:tcPr>
+            <w:tcW w:w="4815" w:type="dxa"/>
+          </w:tcPr>
+          <w:p>
+            <w:pPr>
+              <w:cnfStyle w:val="000000000000" w:firstRow="0" w:lastRow="0" w:firstColumn="0" w:lastColumn="0" w:oddVBand="0" w:evenVBand="0" w:oddHBand="0" w:evenHBand="0" w:firstRowFirstColumn="0" w:firstRowLastColumn="0" w:lastRowFirstColumn="0" w:lastRowLastColumn="0"/>
+              <w:rPr>
+                <w:rFonts w:ascii="Courier New" w:hAnsi="Courier New" w:cs="Courier New"/>
+                <w:lang w:val="en-US"/>
+              </w:rPr>
+            </w:pPr>
+          </w:p>
+        </w:tc>
+      </w:tr>
+      <w:tr>
+        <w:trPr>
+          <w:cnfStyle w:val="000000100000" w:firstRow="0" w:lastRow="0" w:firstColumn="0" w:lastColumn="0" w:oddVBand="0" w:evenVBand="0" w:oddHBand="1" w:evenHBand="0" w:firstRowFirstColumn="0" w:firstRowLastColumn="0" w:lastRowFirstColumn="0" w:lastRowLastColumn="0"/>
+        </w:trPr>
+        <w:tc>
+          <w:tcPr>
+            <w:cnfStyle w:val="001000000000" w:firstRow="0" w:lastRow="0" w:firstColumn="1" w:lastColumn="0" w:oddVBand="0" w:evenVBand="0" w:oddHBand="0" w:evenHBand="0" w:firstRowFirstColumn="0" w:firstRowLastColumn="0" w:lastRowFirstColumn="0" w:lastRowLastColumn="0"/>
+            <w:tcW w:w="4957" w:type="dxa"/>
+          </w:tcPr>
+          <w:p>
+            <w:r>
+              <w:t xml:space="preserve">Wie überprüfen wir, ob ein </w:t>
+            </w:r>
+            <w:proofErr w:type="spellStart"/>
+            <w:r>
+              <w:t>char</w:t>
+            </w:r>
+            <w:proofErr w:type="spellEnd"/>
+            <w:r>
+              <w:t xml:space="preserve"> eine Zahl ist?</w:t>
+            </w:r>
+          </w:p>
+        </w:tc>
+        <w:tc>
+          <w:tcPr>
+            <w:tcW w:w="4815" w:type="dxa"/>
+          </w:tcPr>
+          <w:p>
+            <w:pPr>
+              <w:cnfStyle w:val="000000100000" w:firstRow="0" w:lastRow="0" w:firstColumn="0" w:lastColumn="0" w:oddVBand="0" w:evenVBand="0" w:oddHBand="1" w:evenHBand="0" w:firstRowFirstColumn="0" w:firstRowLastColumn="0" w:lastRowFirstColumn="0" w:lastRowLastColumn="0"/>
+              <w:rPr>
+                <w:rFonts w:ascii="Courier New" w:hAnsi="Courier New" w:cs="Courier New"/>
+                <w:lang w:val="en-US"/>
+              </w:rPr>
+            </w:pPr>
+          </w:p>
+        </w:tc>
+      </w:tr>
+      <w:tr>
+        <w:tc>
+          <w:tcPr>
+            <w:cnfStyle w:val="001000000000" w:firstRow="0" w:lastRow="0" w:firstColumn="1" w:lastColumn="0" w:oddVBand="0" w:evenVBand="0" w:oddHBand="0" w:evenHBand="0" w:firstRowFirstColumn="0" w:firstRowLastColumn="0" w:lastRowFirstColumn="0" w:lastRowLastColumn="0"/>
+            <w:tcW w:w="4957" w:type="dxa"/>
+          </w:tcPr>
+          <w:p>
+            <w:pPr>
+              <w:rPr>
+                <w:b w:val="0"/>
+                <w:bCs w:val="0"/>
+              </w:rPr>
+            </w:pPr>
+            <w:proofErr w:type="spellStart"/>
+            <w:r>
+              <w:t>Int</w:t>
+            </w:r>
+            <w:proofErr w:type="spellEnd"/>
+            <w:r>
+              <w:t xml:space="preserve"> a</w:t>
+            </w:r>
+            <w:r>
+              <w:br/>
+            </w:r>
+            <w:proofErr w:type="spellStart"/>
+            <w:r>
+              <w:t>int</w:t>
+            </w:r>
+            <w:proofErr w:type="spellEnd"/>
+            <w:r>
+              <w:t xml:space="preserve"> b</w:t>
+            </w:r>
+            <w:r>
+              <w:br/>
+              <w:t>c = Minimum!</w:t>
+            </w:r>
+          </w:p>
+        </w:tc>
+        <w:tc>
+          <w:tcPr>
+            <w:tcW w:w="4815" w:type="dxa"/>
+          </w:tcPr>
+          <w:p>
+            <w:pPr>
+              <w:cnfStyle w:val="000000000000" w:firstRow="0" w:lastRow="0" w:firstColumn="0" w:lastColumn="0" w:oddVBand="0" w:evenVBand="0" w:oddHBand="0" w:evenHBand="0" w:firstRowFirstColumn="0" w:firstRowLastColumn="0" w:lastRowFirstColumn="0" w:lastRowLastColumn="0"/>
+              <w:rPr>
+                <w:rFonts w:ascii="Courier New" w:hAnsi="Courier New" w:cs="Courier New"/>
+                <w:lang w:val="en-US"/>
+              </w:rPr>
+            </w:pPr>
+          </w:p>
+        </w:tc>
+      </w:tr>
+      <w:tr>
+        <w:trPr>
+          <w:cnfStyle w:val="000000100000" w:firstRow="0" w:lastRow="0" w:firstColumn="0" w:lastColumn="0" w:oddVBand="0" w:evenVBand="0" w:oddHBand="1" w:evenHBand="0" w:firstRowFirstColumn="0" w:firstRowLastColumn="0" w:lastRowFirstColumn="0" w:lastRowLastColumn="0"/>
+        </w:trPr>
+        <w:tc>
+          <w:tcPr>
+            <w:cnfStyle w:val="001000000000" w:firstRow="0" w:lastRow="0" w:firstColumn="1" w:lastColumn="0" w:oddVBand="0" w:evenVBand="0" w:oddHBand="0" w:evenHBand="0" w:firstRowFirstColumn="0" w:firstRowLastColumn="0" w:lastRowFirstColumn="0" w:lastRowLastColumn="0"/>
+            <w:tcW w:w="4957" w:type="dxa"/>
+          </w:tcPr>
+          <w:p>
+            <w:r>
+              <w:t xml:space="preserve">Was macht der ? : </w:t>
+            </w:r>
+            <w:proofErr w:type="spellStart"/>
+            <w:r>
+              <w:t>operator</w:t>
+            </w:r>
+            <w:proofErr w:type="spellEnd"/>
+          </w:p>
+        </w:tc>
+        <w:tc>
+          <w:tcPr>
+            <w:tcW w:w="4815" w:type="dxa"/>
+          </w:tcPr>
+          <w:p>
+            <w:pPr>
+              <w:cnfStyle w:val="000000100000" w:firstRow="0" w:lastRow="0" w:firstColumn="0" w:lastColumn="0" w:oddVBand="0" w:evenVBand="0" w:oddHBand="1" w:evenHBand="0" w:firstRowFirstColumn="0" w:firstRowLastColumn="0" w:lastRowFirstColumn="0" w:lastRowLastColumn="0"/>
+              <w:rPr>
+                <w:rFonts w:ascii="Courier New" w:hAnsi="Courier New" w:cs="Courier New"/>
+                <w:lang w:val="en-US"/>
+              </w:rPr>
+            </w:pPr>
+          </w:p>
+        </w:tc>
+      </w:tr>
+      <w:tr>
+        <w:tc>
+          <w:tcPr>
+            <w:cnfStyle w:val="001000000000" w:firstRow="0" w:lastRow="0" w:firstColumn="1" w:lastColumn="0" w:oddVBand="0" w:evenVBand="0" w:oddHBand="0" w:evenHBand="0" w:firstRowFirstColumn="0" w:firstRowLastColumn="0" w:lastRowFirstColumn="0" w:lastRowLastColumn="0"/>
+            <w:tcW w:w="4957" w:type="dxa"/>
+          </w:tcPr>
+          <w:p/>
+        </w:tc>
+        <w:tc>
+          <w:tcPr>
+            <w:tcW w:w="4815" w:type="dxa"/>
+          </w:tcPr>
+          <w:p>
+            <w:pPr>
+              <w:cnfStyle w:val="000000000000" w:firstRow="0" w:lastRow="0" w:firstColumn="0" w:lastColumn="0" w:oddVBand="0" w:evenVBand="0" w:oddHBand="0" w:evenHBand="0" w:firstRowFirstColumn="0" w:firstRowLastColumn="0" w:lastRowFirstColumn="0" w:lastRowLastColumn="0"/>
               <w:rPr>
                 <w:rFonts w:ascii="Courier New" w:hAnsi="Courier New" w:cs="Courier New"/>
                 <w:lang w:val="en-US"/>
